--- a/docs/relatorios/RELATORIO_TECNICO.docx
+++ b/docs/relatorios/RELATORIO_TECNICO.docx
@@ -15,7 +15,7 @@
         <w:pStyle w:val="Subtitle"/>
       </w:pPr>
       <w:r>
-        <w:t>Potencial de mercado e expansão comercial • Fechamento em 04/10/2026</w:t>
+        <w:t>Potencial de mercado e expansão comercial • Atualização em 05/10/2026</w:t>
       </w:r>
     </w:p>
     <w:p>
@@ -55,6 +55,14 @@
         <w:tblStyle w:val="LightShading-Accent1"/>
         <w:tblW w:type="auto" w:w="0"/>
         <w:tblLook w:firstColumn="1" w:firstRow="1" w:lastColumn="0" w:lastRow="0" w:noHBand="0" w:noVBand="1" w:val="04A0"/>
+        <w:tblBorders>
+          <w:top w:val="single" w:sz="4" w:color="D9D9D9"/>
+          <w:left w:val="single" w:sz="4" w:color="D9D9D9"/>
+          <w:bottom w:val="single" w:sz="4" w:color="D9D9D9"/>
+          <w:right w:val="single" w:sz="4" w:color="D9D9D9"/>
+          <w:insideH w:val="single" w:sz="4" w:color="D9D9D9"/>
+          <w:insideV w:val="single" w:sz="4" w:color="D9D9D9"/>
+        </w:tblBorders>
       </w:tblPr>
       <w:tblGrid>
         <w:gridCol w:w="3408"/>
@@ -492,7 +500,7 @@
         <w:keepLines/>
       </w:pPr>
       <w:r>
-        <w:t>O universo soma 1.437 estabelecimentos de varejo especializado e 721.754 habitantes em 2024. A taxa regional é 19,91 estabelecimentos por 10 mil habitantes. Estabelecimento não equivale a cliente confirmado, rede, capacidade de compra ou ponto elegível para todos os produtos. Supermercados são relevantes ao negócio, mas sua cobertura não está representada por esta contagem.</w:t>
+        <w:t>O universo soma 1.437 estabelecimentos de varejo especializado e 721.754 habitantes em 2024. A taxa regional é 19,91 estabelecimentos por 10 mil habitantes. Estabelecimento não equivale a cliente confirmado, rede, capacidade de compra ou ponto elegível para todos os produtos. O recorte ampliado incorpora supermercados, hipermercados, minimercados e mercearias, somando 2.589 unidades e densidade regional de 35,87 por 10 mil habitantes.</w:t>
       </w:r>
     </w:p>
     <w:p>
@@ -532,6 +540,14 @@
         <w:tblStyle w:val="LightShading-Accent1"/>
         <w:tblW w:type="auto" w:w="0"/>
         <w:tblLook w:firstColumn="1" w:firstRow="1" w:lastColumn="0" w:lastRow="0" w:noHBand="0" w:noVBand="1" w:val="04A0"/>
+        <w:tblBorders>
+          <w:top w:val="single" w:sz="4" w:color="D9D9D9"/>
+          <w:left w:val="single" w:sz="4" w:color="D9D9D9"/>
+          <w:bottom w:val="single" w:sz="4" w:color="D9D9D9"/>
+          <w:right w:val="single" w:sz="4" w:color="D9D9D9"/>
+          <w:insideH w:val="single" w:sz="4" w:color="D9D9D9"/>
+          <w:insideV w:val="single" w:sz="4" w:color="D9D9D9"/>
+        </w:tblBorders>
       </w:tblPr>
       <w:tblGrid>
         <w:gridCol w:w="5112"/>
@@ -782,6 +798,14 @@
         <w:tblStyle w:val="LightShading-Accent1"/>
         <w:tblW w:type="auto" w:w="0"/>
         <w:tblLook w:firstColumn="1" w:firstRow="1" w:lastColumn="0" w:lastRow="0" w:noHBand="0" w:noVBand="1" w:val="04A0"/>
+        <w:tblBorders>
+          <w:top w:val="single" w:sz="4" w:color="D9D9D9"/>
+          <w:left w:val="single" w:sz="4" w:color="D9D9D9"/>
+          <w:bottom w:val="single" w:sz="4" w:color="D9D9D9"/>
+          <w:right w:val="single" w:sz="4" w:color="D9D9D9"/>
+          <w:insideH w:val="single" w:sz="4" w:color="D9D9D9"/>
+          <w:insideV w:val="single" w:sz="4" w:color="D9D9D9"/>
+        </w:tblBorders>
       </w:tblPr>
       <w:tblGrid>
         <w:gridCol w:w="3408"/>
@@ -1060,6 +1084,14 @@
         <w:tblStyle w:val="LightShading-Accent1"/>
         <w:tblW w:type="auto" w:w="0"/>
         <w:tblLook w:firstColumn="1" w:firstRow="1" w:lastColumn="0" w:lastRow="0" w:noHBand="0" w:noVBand="1" w:val="04A0"/>
+        <w:tblBorders>
+          <w:top w:val="single" w:sz="4" w:color="D9D9D9"/>
+          <w:left w:val="single" w:sz="4" w:color="D9D9D9"/>
+          <w:bottom w:val="single" w:sz="4" w:color="D9D9D9"/>
+          <w:right w:val="single" w:sz="4" w:color="D9D9D9"/>
+          <w:insideH w:val="single" w:sz="4" w:color="D9D9D9"/>
+          <w:insideV w:val="single" w:sz="4" w:color="D9D9D9"/>
+        </w:tblBorders>
       </w:tblPr>
       <w:tblGrid>
         <w:gridCol w:w="3408"/>
@@ -1325,6 +1357,14 @@
         <w:tblStyle w:val="LightShading-Accent1"/>
         <w:tblW w:type="auto" w:w="0"/>
         <w:tblLook w:firstColumn="1" w:firstRow="1" w:lastColumn="0" w:lastRow="0" w:noHBand="0" w:noVBand="1" w:val="04A0"/>
+        <w:tblBorders>
+          <w:top w:val="single" w:sz="4" w:color="D9D9D9"/>
+          <w:left w:val="single" w:sz="4" w:color="D9D9D9"/>
+          <w:bottom w:val="single" w:sz="4" w:color="D9D9D9"/>
+          <w:right w:val="single" w:sz="4" w:color="D9D9D9"/>
+          <w:insideH w:val="single" w:sz="4" w:color="D9D9D9"/>
+          <w:insideV w:val="single" w:sz="4" w:color="D9D9D9"/>
+        </w:tblBorders>
       </w:tblPr>
       <w:tblGrid>
         <w:gridCol w:w="3408"/>
@@ -1704,12 +1744,21 @@
         <w:tblStyle w:val="LightShading-Accent1"/>
         <w:tblW w:type="auto" w:w="0"/>
         <w:tblLook w:firstColumn="1" w:firstRow="1" w:lastColumn="0" w:lastRow="0" w:noHBand="0" w:noVBand="1" w:val="04A0"/>
+        <w:tblBorders>
+          <w:top w:val="single" w:sz="4" w:color="D9D9D9"/>
+          <w:left w:val="single" w:sz="4" w:color="D9D9D9"/>
+          <w:bottom w:val="single" w:sz="4" w:color="D9D9D9"/>
+          <w:right w:val="single" w:sz="4" w:color="D9D9D9"/>
+          <w:insideH w:val="single" w:sz="4" w:color="D9D9D9"/>
+          <w:insideV w:val="single" w:sz="4" w:color="D9D9D9"/>
+        </w:tblBorders>
       </w:tblPr>
       <w:tblGrid>
-        <w:gridCol w:w="2556"/>
-        <w:gridCol w:w="2556"/>
-        <w:gridCol w:w="2556"/>
-        <w:gridCol w:w="2556"/>
+        <w:gridCol w:w="2045"/>
+        <w:gridCol w:w="2045"/>
+        <w:gridCol w:w="2045"/>
+        <w:gridCol w:w="2045"/>
+        <w:gridCol w:w="2045"/>
       </w:tblGrid>
       <w:tr>
         <w:trPr>
@@ -1718,7 +1767,7 @@
         </w:trPr>
         <w:tc>
           <w:tcPr>
-            <w:tcW w:type="dxa" w:w="2556"/>
+            <w:tcW w:type="dxa" w:w="2045"/>
           </w:tcPr>
           <w:p>
             <w:pPr>
@@ -1734,7 +1783,7 @@
         </w:tc>
         <w:tc>
           <w:tcPr>
-            <w:tcW w:type="dxa" w:w="2556"/>
+            <w:tcW w:type="dxa" w:w="2045"/>
           </w:tcPr>
           <w:p>
             <w:pPr>
@@ -1744,13 +1793,29 @@
               <w:rPr>
                 <w:sz w:val="18"/>
               </w:rPr>
-              <w:t>Varejo 2024</w:t>
+              <w:t>Especializado</w:t>
             </w:r>
           </w:p>
         </w:tc>
         <w:tc>
           <w:tcPr>
-            <w:tcW w:type="dxa" w:w="2556"/>
+            <w:tcW w:type="dxa" w:w="2045"/>
+          </w:tcPr>
+          <w:p>
+            <w:pPr>
+              <w:spacing w:after="60"/>
+            </w:pPr>
+            <w:r>
+              <w:rPr>
+                <w:sz w:val="18"/>
+              </w:rPr>
+              <w:t>Ampliado</w:t>
+            </w:r>
+          </w:p>
+        </w:tc>
+        <w:tc>
+          <w:tcPr>
+            <w:tcW w:type="dxa" w:w="2045"/>
           </w:tcPr>
           <w:p>
             <w:pPr>
@@ -1766,7 +1831,7 @@
         </w:tc>
         <w:tc>
           <w:tcPr>
-            <w:tcW w:type="dxa" w:w="2556"/>
+            <w:tcW w:type="dxa" w:w="2045"/>
           </w:tcPr>
           <w:p>
             <w:pPr>
@@ -1776,7 +1841,7 @@
               <w:rPr>
                 <w:sz w:val="18"/>
               </w:rPr>
-              <w:t>Receita de equilíbrio</w:t>
+              <w:t>Equilíbrio</w:t>
             </w:r>
           </w:p>
         </w:tc>
@@ -1787,7 +1852,7 @@
         </w:trPr>
         <w:tc>
           <w:tcPr>
-            <w:tcW w:type="dxa" w:w="2556"/>
+            <w:tcW w:type="dxa" w:w="2045"/>
           </w:tcPr>
           <w:p>
             <w:pPr>
@@ -1803,7 +1868,7 @@
         </w:tc>
         <w:tc>
           <w:tcPr>
-            <w:tcW w:type="dxa" w:w="2556"/>
+            <w:tcW w:type="dxa" w:w="2045"/>
           </w:tcPr>
           <w:p>
             <w:pPr>
@@ -1819,7 +1884,23 @@
         </w:tc>
         <w:tc>
           <w:tcPr>
-            <w:tcW w:type="dxa" w:w="2556"/>
+            <w:tcW w:type="dxa" w:w="2045"/>
+          </w:tcPr>
+          <w:p>
+            <w:pPr>
+              <w:spacing w:after="60"/>
+            </w:pPr>
+            <w:r>
+              <w:rPr>
+                <w:sz w:val="18"/>
+              </w:rPr>
+              <w:t>1.288</w:t>
+            </w:r>
+          </w:p>
+        </w:tc>
+        <w:tc>
+          <w:tcPr>
+            <w:tcW w:type="dxa" w:w="2045"/>
           </w:tcPr>
           <w:p>
             <w:pPr>
@@ -1835,7 +1916,7 @@
         </w:tc>
         <w:tc>
           <w:tcPr>
-            <w:tcW w:type="dxa" w:w="2556"/>
+            <w:tcW w:type="dxa" w:w="2045"/>
           </w:tcPr>
           <w:p>
             <w:pPr>
@@ -1856,7 +1937,7 @@
         </w:trPr>
         <w:tc>
           <w:tcPr>
-            <w:tcW w:type="dxa" w:w="2556"/>
+            <w:tcW w:type="dxa" w:w="2045"/>
           </w:tcPr>
           <w:p>
             <w:pPr>
@@ -1872,7 +1953,7 @@
         </w:tc>
         <w:tc>
           <w:tcPr>
-            <w:tcW w:type="dxa" w:w="2556"/>
+            <w:tcW w:type="dxa" w:w="2045"/>
           </w:tcPr>
           <w:p>
             <w:pPr>
@@ -1888,7 +1969,23 @@
         </w:tc>
         <w:tc>
           <w:tcPr>
-            <w:tcW w:type="dxa" w:w="2556"/>
+            <w:tcW w:type="dxa" w:w="2045"/>
+          </w:tcPr>
+          <w:p>
+            <w:pPr>
+              <w:spacing w:after="60"/>
+            </w:pPr>
+            <w:r>
+              <w:rPr>
+                <w:sz w:val="18"/>
+              </w:rPr>
+              <w:t>678</w:t>
+            </w:r>
+          </w:p>
+        </w:tc>
+        <w:tc>
+          <w:tcPr>
+            <w:tcW w:type="dxa" w:w="2045"/>
           </w:tcPr>
           <w:p>
             <w:pPr>
@@ -1904,7 +2001,7 @@
         </w:tc>
         <w:tc>
           <w:tcPr>
-            <w:tcW w:type="dxa" w:w="2556"/>
+            <w:tcW w:type="dxa" w:w="2045"/>
           </w:tcPr>
           <w:p>
             <w:pPr>
@@ -1925,7 +2022,7 @@
         </w:trPr>
         <w:tc>
           <w:tcPr>
-            <w:tcW w:type="dxa" w:w="2556"/>
+            <w:tcW w:type="dxa" w:w="2045"/>
           </w:tcPr>
           <w:p>
             <w:pPr>
@@ -1941,7 +2038,7 @@
         </w:tc>
         <w:tc>
           <w:tcPr>
-            <w:tcW w:type="dxa" w:w="2556"/>
+            <w:tcW w:type="dxa" w:w="2045"/>
           </w:tcPr>
           <w:p>
             <w:pPr>
@@ -1957,7 +2054,23 @@
         </w:tc>
         <w:tc>
           <w:tcPr>
-            <w:tcW w:type="dxa" w:w="2556"/>
+            <w:tcW w:type="dxa" w:w="2045"/>
+          </w:tcPr>
+          <w:p>
+            <w:pPr>
+              <w:spacing w:after="60"/>
+            </w:pPr>
+            <w:r>
+              <w:rPr>
+                <w:sz w:val="18"/>
+              </w:rPr>
+              <w:t>372</w:t>
+            </w:r>
+          </w:p>
+        </w:tc>
+        <w:tc>
+          <w:tcPr>
+            <w:tcW w:type="dxa" w:w="2045"/>
           </w:tcPr>
           <w:p>
             <w:pPr>
@@ -1973,7 +2086,7 @@
         </w:tc>
         <w:tc>
           <w:tcPr>
-            <w:tcW w:type="dxa" w:w="2556"/>
+            <w:tcW w:type="dxa" w:w="2045"/>
           </w:tcPr>
           <w:p>
             <w:pPr>
@@ -1994,7 +2107,7 @@
         </w:trPr>
         <w:tc>
           <w:tcPr>
-            <w:tcW w:type="dxa" w:w="2556"/>
+            <w:tcW w:type="dxa" w:w="2045"/>
           </w:tcPr>
           <w:p>
             <w:pPr>
@@ -2010,7 +2123,7 @@
         </w:tc>
         <w:tc>
           <w:tcPr>
-            <w:tcW w:type="dxa" w:w="2556"/>
+            <w:tcW w:type="dxa" w:w="2045"/>
           </w:tcPr>
           <w:p>
             <w:pPr>
@@ -2026,7 +2139,23 @@
         </w:tc>
         <w:tc>
           <w:tcPr>
-            <w:tcW w:type="dxa" w:w="2556"/>
+            <w:tcW w:type="dxa" w:w="2045"/>
+          </w:tcPr>
+          <w:p>
+            <w:pPr>
+              <w:spacing w:after="60"/>
+            </w:pPr>
+            <w:r>
+              <w:rPr>
+                <w:sz w:val="18"/>
+              </w:rPr>
+              <w:t>190</w:t>
+            </w:r>
+          </w:p>
+        </w:tc>
+        <w:tc>
+          <w:tcPr>
+            <w:tcW w:type="dxa" w:w="2045"/>
           </w:tcPr>
           <w:p>
             <w:pPr>
@@ -2042,7 +2171,7 @@
         </w:tc>
         <w:tc>
           <w:tcPr>
-            <w:tcW w:type="dxa" w:w="2556"/>
+            <w:tcW w:type="dxa" w:w="2045"/>
           </w:tcPr>
           <w:p>
             <w:pPr>
@@ -2063,7 +2192,7 @@
         </w:trPr>
         <w:tc>
           <w:tcPr>
-            <w:tcW w:type="dxa" w:w="2556"/>
+            <w:tcW w:type="dxa" w:w="2045"/>
           </w:tcPr>
           <w:p>
             <w:pPr>
@@ -2079,7 +2208,7 @@
         </w:tc>
         <w:tc>
           <w:tcPr>
-            <w:tcW w:type="dxa" w:w="2556"/>
+            <w:tcW w:type="dxa" w:w="2045"/>
           </w:tcPr>
           <w:p>
             <w:pPr>
@@ -2095,7 +2224,23 @@
         </w:tc>
         <w:tc>
           <w:tcPr>
-            <w:tcW w:type="dxa" w:w="2556"/>
+            <w:tcW w:type="dxa" w:w="2045"/>
+          </w:tcPr>
+          <w:p>
+            <w:pPr>
+              <w:spacing w:after="60"/>
+            </w:pPr>
+            <w:r>
+              <w:rPr>
+                <w:sz w:val="18"/>
+              </w:rPr>
+              <w:t>61</w:t>
+            </w:r>
+          </w:p>
+        </w:tc>
+        <w:tc>
+          <w:tcPr>
+            <w:tcW w:type="dxa" w:w="2045"/>
           </w:tcPr>
           <w:p>
             <w:pPr>
@@ -2111,7 +2256,7 @@
         </w:tc>
         <w:tc>
           <w:tcPr>
-            <w:tcW w:type="dxa" w:w="2556"/>
+            <w:tcW w:type="dxa" w:w="2045"/>
           </w:tcPr>
           <w:p>
             <w:pPr>
@@ -2140,6 +2285,14 @@
         <w:tblStyle w:val="LightShading-Accent1"/>
         <w:tblW w:type="auto" w:w="0"/>
         <w:tblLook w:firstColumn="1" w:firstRow="1" w:lastColumn="0" w:lastRow="0" w:noHBand="0" w:noVBand="1" w:val="04A0"/>
+        <w:tblBorders>
+          <w:top w:val="single" w:sz="4" w:color="D9D9D9"/>
+          <w:left w:val="single" w:sz="4" w:color="D9D9D9"/>
+          <w:bottom w:val="single" w:sz="4" w:color="D9D9D9"/>
+          <w:right w:val="single" w:sz="4" w:color="D9D9D9"/>
+          <w:insideH w:val="single" w:sz="4" w:color="D9D9D9"/>
+          <w:insideV w:val="single" w:sz="4" w:color="D9D9D9"/>
+        </w:tblBorders>
       </w:tblPr>
       <w:tblGrid>
         <w:gridCol w:w="3408"/>
@@ -2487,6 +2640,14 @@
         <w:tblStyle w:val="LightShading-Accent1"/>
         <w:tblW w:type="auto" w:w="0"/>
         <w:tblLook w:firstColumn="1" w:firstRow="1" w:lastColumn="0" w:lastRow="0" w:noHBand="0" w:noVBand="1" w:val="04A0"/>
+        <w:tblBorders>
+          <w:top w:val="single" w:sz="4" w:color="D9D9D9"/>
+          <w:left w:val="single" w:sz="4" w:color="D9D9D9"/>
+          <w:bottom w:val="single" w:sz="4" w:color="D9D9D9"/>
+          <w:right w:val="single" w:sz="4" w:color="D9D9D9"/>
+          <w:insideH w:val="single" w:sz="4" w:color="D9D9D9"/>
+          <w:insideV w:val="single" w:sz="4" w:color="D9D9D9"/>
+        </w:tblBorders>
       </w:tblPr>
       <w:tblGrid>
         <w:gridCol w:w="2045"/>
@@ -3607,7 +3768,7 @@
         <w:keepLines/>
       </w:pPr>
       <w:r>
-        <w:t>Franca e Barretos lideram a escala observada, com 985 estabelecimentos e 68,55% do universo. Nuporanga e Sales Oliveira apresentam as maiores densidades e rendas medianas desta seleção, mas menor escala absoluta. A renda contextualiza a análise; não foi convertida em demanda, ticket ou pontuação arbitrária. Concorrência, compradores ativos e volume por cliente são desconhecidos.</w:t>
+        <w:t>Franca e Barretos lideram a escala observada, com 985 estabelecimentos e 68,55% do universo. No especializado, Nuporanga e Sales Oliveira apresentam as maiores densidades. No ampliado, Nuporanga (55,63) e Ipuã (50,37) lideram a densidade por 10 mil habitantes. Nuporanga e Sales Oliveira têm as maiores rendas medianas, mas menor escala absoluta. Ipuã passa da posição 8 para 7, Sales Oliveira de 7 para 8; Planura ocupa 11 e Cristais Paulista 12 no ampliado. A renda contextualiza a análise; não foi convertida em demanda, ticket ou pontuação arbitrária. Concorrência, compradores ativos e volume por cliente são desconhecidos.</w:t>
       </w:r>
     </w:p>
     <w:p>
@@ -3618,6 +3779,1142 @@
         <w:t>A orientação combina prospecção dos polos Franca e Barretos com desenvolvimento do circuito próximo de Orlândia, Morro Agudo, Sales Oliveira e Nuporanga. Cristais Paulista e Ipuã entram no agrupamento de Franca; Guaíra no de Barretos. Frutal, Planura e Colômbia permanecem no plano, condicionadas à consolidação de pedidos. Não existe um valor mínimo igual por cidade: uma venda maior pode sustentar paradas menores no mesmo circuito, desde que a contribuição conjunta cubra a viagem e a logística permita.</w:t>
       </w:r>
     </w:p>
+    <w:p>
+      <w:pPr>
+        <w:pStyle w:val="Heading1"/>
+      </w:pPr>
+      <w:r>
+        <w:t>Comparação municipal do varejo em 2024</w:t>
+      </w:r>
+    </w:p>
+    <w:tbl>
+      <w:tblPr>
+        <w:tblStyle w:val="LightShading-Accent1"/>
+        <w:tblW w:type="auto" w:w="0"/>
+        <w:tblLook w:firstColumn="1" w:firstRow="1" w:lastColumn="0" w:lastRow="0" w:noHBand="0" w:noVBand="1" w:val="04A0"/>
+        <w:tblBorders>
+          <w:top w:val="single" w:sz="4" w:color="D9D9D9"/>
+          <w:left w:val="single" w:sz="4" w:color="D9D9D9"/>
+          <w:bottom w:val="single" w:sz="4" w:color="D9D9D9"/>
+          <w:right w:val="single" w:sz="4" w:color="D9D9D9"/>
+          <w:insideH w:val="single" w:sz="4" w:color="D9D9D9"/>
+          <w:insideV w:val="single" w:sz="4" w:color="D9D9D9"/>
+        </w:tblBorders>
+      </w:tblPr>
+      <w:tblGrid>
+        <w:gridCol w:w="2045"/>
+        <w:gridCol w:w="2045"/>
+        <w:gridCol w:w="2045"/>
+        <w:gridCol w:w="2045"/>
+        <w:gridCol w:w="2045"/>
+      </w:tblGrid>
+      <w:tr>
+        <w:trPr>
+          <w:tblHeader/>
+          <w:cantSplit/>
+        </w:trPr>
+        <w:tc>
+          <w:tcPr>
+            <w:tcW w:type="dxa" w:w="2045"/>
+          </w:tcPr>
+          <w:p>
+            <w:pPr>
+              <w:spacing w:after="60"/>
+            </w:pPr>
+            <w:r>
+              <w:rPr>
+                <w:sz w:val="18"/>
+              </w:rPr>
+              <w:t>Município</w:t>
+            </w:r>
+          </w:p>
+        </w:tc>
+        <w:tc>
+          <w:tcPr>
+            <w:tcW w:type="dxa" w:w="2045"/>
+          </w:tcPr>
+          <w:p>
+            <w:pPr>
+              <w:spacing w:after="60"/>
+            </w:pPr>
+            <w:r>
+              <w:rPr>
+                <w:sz w:val="18"/>
+              </w:rPr>
+              <w:t>Especializado</w:t>
+            </w:r>
+          </w:p>
+        </w:tc>
+        <w:tc>
+          <w:tcPr>
+            <w:tcW w:type="dxa" w:w="2045"/>
+          </w:tcPr>
+          <w:p>
+            <w:pPr>
+              <w:spacing w:after="60"/>
+            </w:pPr>
+            <w:r>
+              <w:rPr>
+                <w:sz w:val="18"/>
+              </w:rPr>
+              <w:t>Ampliado</w:t>
+            </w:r>
+          </w:p>
+        </w:tc>
+        <w:tc>
+          <w:tcPr>
+            <w:tcW w:type="dxa" w:w="2045"/>
+          </w:tcPr>
+          <w:p>
+            <w:pPr>
+              <w:spacing w:after="60"/>
+            </w:pPr>
+            <w:r>
+              <w:rPr>
+                <w:sz w:val="18"/>
+              </w:rPr>
+              <w:t>Part esp %</w:t>
+            </w:r>
+          </w:p>
+        </w:tc>
+        <w:tc>
+          <w:tcPr>
+            <w:tcW w:type="dxa" w:w="2045"/>
+          </w:tcPr>
+          <w:p>
+            <w:pPr>
+              <w:spacing w:after="60"/>
+            </w:pPr>
+            <w:r>
+              <w:rPr>
+                <w:sz w:val="18"/>
+              </w:rPr>
+              <w:t>Part ampl %</w:t>
+            </w:r>
+          </w:p>
+        </w:tc>
+      </w:tr>
+      <w:tr>
+        <w:trPr>
+          <w:cantSplit/>
+        </w:trPr>
+        <w:tc>
+          <w:tcPr>
+            <w:tcW w:type="dxa" w:w="2045"/>
+          </w:tcPr>
+          <w:p>
+            <w:pPr>
+              <w:spacing w:after="60"/>
+            </w:pPr>
+            <w:r>
+              <w:rPr>
+                <w:sz w:val="18"/>
+              </w:rPr>
+              <w:t>Franca</w:t>
+            </w:r>
+          </w:p>
+        </w:tc>
+        <w:tc>
+          <w:tcPr>
+            <w:tcW w:type="dxa" w:w="2045"/>
+          </w:tcPr>
+          <w:p>
+            <w:pPr>
+              <w:spacing w:after="60"/>
+            </w:pPr>
+            <w:r>
+              <w:rPr>
+                <w:sz w:val="18"/>
+              </w:rPr>
+              <w:t>690</w:t>
+            </w:r>
+          </w:p>
+        </w:tc>
+        <w:tc>
+          <w:tcPr>
+            <w:tcW w:type="dxa" w:w="2045"/>
+          </w:tcPr>
+          <w:p>
+            <w:pPr>
+              <w:spacing w:after="60"/>
+            </w:pPr>
+            <w:r>
+              <w:rPr>
+                <w:sz w:val="18"/>
+              </w:rPr>
+              <w:t>1.189</w:t>
+            </w:r>
+          </w:p>
+        </w:tc>
+        <w:tc>
+          <w:tcPr>
+            <w:tcW w:type="dxa" w:w="2045"/>
+          </w:tcPr>
+          <w:p>
+            <w:pPr>
+              <w:spacing w:after="60"/>
+            </w:pPr>
+            <w:r>
+              <w:rPr>
+                <w:sz w:val="18"/>
+              </w:rPr>
+              <w:t>48,02</w:t>
+            </w:r>
+          </w:p>
+        </w:tc>
+        <w:tc>
+          <w:tcPr>
+            <w:tcW w:type="dxa" w:w="2045"/>
+          </w:tcPr>
+          <w:p>
+            <w:pPr>
+              <w:spacing w:after="60"/>
+            </w:pPr>
+            <w:r>
+              <w:rPr>
+                <w:sz w:val="18"/>
+              </w:rPr>
+              <w:t>45,93</w:t>
+            </w:r>
+          </w:p>
+        </w:tc>
+      </w:tr>
+      <w:tr>
+        <w:trPr>
+          <w:cantSplit/>
+        </w:trPr>
+        <w:tc>
+          <w:tcPr>
+            <w:tcW w:type="dxa" w:w="2045"/>
+          </w:tcPr>
+          <w:p>
+            <w:pPr>
+              <w:spacing w:after="60"/>
+            </w:pPr>
+            <w:r>
+              <w:rPr>
+                <w:sz w:val="18"/>
+              </w:rPr>
+              <w:t>Barretos</w:t>
+            </w:r>
+          </w:p>
+        </w:tc>
+        <w:tc>
+          <w:tcPr>
+            <w:tcW w:type="dxa" w:w="2045"/>
+          </w:tcPr>
+          <w:p>
+            <w:pPr>
+              <w:spacing w:after="60"/>
+            </w:pPr>
+            <w:r>
+              <w:rPr>
+                <w:sz w:val="18"/>
+              </w:rPr>
+              <w:t>295</w:t>
+            </w:r>
+          </w:p>
+        </w:tc>
+        <w:tc>
+          <w:tcPr>
+            <w:tcW w:type="dxa" w:w="2045"/>
+          </w:tcPr>
+          <w:p>
+            <w:pPr>
+              <w:spacing w:after="60"/>
+            </w:pPr>
+            <w:r>
+              <w:rPr>
+                <w:sz w:val="18"/>
+              </w:rPr>
+              <w:t>512</w:t>
+            </w:r>
+          </w:p>
+        </w:tc>
+        <w:tc>
+          <w:tcPr>
+            <w:tcW w:type="dxa" w:w="2045"/>
+          </w:tcPr>
+          <w:p>
+            <w:pPr>
+              <w:spacing w:after="60"/>
+            </w:pPr>
+            <w:r>
+              <w:rPr>
+                <w:sz w:val="18"/>
+              </w:rPr>
+              <w:t>20,53</w:t>
+            </w:r>
+          </w:p>
+        </w:tc>
+        <w:tc>
+          <w:tcPr>
+            <w:tcW w:type="dxa" w:w="2045"/>
+          </w:tcPr>
+          <w:p>
+            <w:pPr>
+              <w:spacing w:after="60"/>
+            </w:pPr>
+            <w:r>
+              <w:rPr>
+                <w:sz w:val="18"/>
+              </w:rPr>
+              <w:t>19,78</w:t>
+            </w:r>
+          </w:p>
+        </w:tc>
+      </w:tr>
+      <w:tr>
+        <w:trPr>
+          <w:cantSplit/>
+        </w:trPr>
+        <w:tc>
+          <w:tcPr>
+            <w:tcW w:type="dxa" w:w="2045"/>
+          </w:tcPr>
+          <w:p>
+            <w:pPr>
+              <w:spacing w:after="60"/>
+            </w:pPr>
+            <w:r>
+              <w:rPr>
+                <w:sz w:val="18"/>
+              </w:rPr>
+              <w:t>Frutal</w:t>
+            </w:r>
+          </w:p>
+        </w:tc>
+        <w:tc>
+          <w:tcPr>
+            <w:tcW w:type="dxa" w:w="2045"/>
+          </w:tcPr>
+          <w:p>
+            <w:pPr>
+              <w:spacing w:after="60"/>
+            </w:pPr>
+            <w:r>
+              <w:rPr>
+                <w:sz w:val="18"/>
+              </w:rPr>
+              <w:t>113</w:t>
+            </w:r>
+          </w:p>
+        </w:tc>
+        <w:tc>
+          <w:tcPr>
+            <w:tcW w:type="dxa" w:w="2045"/>
+          </w:tcPr>
+          <w:p>
+            <w:pPr>
+              <w:spacing w:after="60"/>
+            </w:pPr>
+            <w:r>
+              <w:rPr>
+                <w:sz w:val="18"/>
+              </w:rPr>
+              <w:t>190</w:t>
+            </w:r>
+          </w:p>
+        </w:tc>
+        <w:tc>
+          <w:tcPr>
+            <w:tcW w:type="dxa" w:w="2045"/>
+          </w:tcPr>
+          <w:p>
+            <w:pPr>
+              <w:spacing w:after="60"/>
+            </w:pPr>
+            <w:r>
+              <w:rPr>
+                <w:sz w:val="18"/>
+              </w:rPr>
+              <w:t>7,86</w:t>
+            </w:r>
+          </w:p>
+        </w:tc>
+        <w:tc>
+          <w:tcPr>
+            <w:tcW w:type="dxa" w:w="2045"/>
+          </w:tcPr>
+          <w:p>
+            <w:pPr>
+              <w:spacing w:after="60"/>
+            </w:pPr>
+            <w:r>
+              <w:rPr>
+                <w:sz w:val="18"/>
+              </w:rPr>
+              <w:t>7,34</w:t>
+            </w:r>
+          </w:p>
+        </w:tc>
+      </w:tr>
+      <w:tr>
+        <w:trPr>
+          <w:cantSplit/>
+        </w:trPr>
+        <w:tc>
+          <w:tcPr>
+            <w:tcW w:type="dxa" w:w="2045"/>
+          </w:tcPr>
+          <w:p>
+            <w:pPr>
+              <w:spacing w:after="60"/>
+            </w:pPr>
+            <w:r>
+              <w:rPr>
+                <w:sz w:val="18"/>
+              </w:rPr>
+              <w:t>Orlândia</w:t>
+            </w:r>
+          </w:p>
+        </w:tc>
+        <w:tc>
+          <w:tcPr>
+            <w:tcW w:type="dxa" w:w="2045"/>
+          </w:tcPr>
+          <w:p>
+            <w:pPr>
+              <w:spacing w:after="60"/>
+            </w:pPr>
+            <w:r>
+              <w:rPr>
+                <w:sz w:val="18"/>
+              </w:rPr>
+              <w:t>93</w:t>
+            </w:r>
+          </w:p>
+        </w:tc>
+        <w:tc>
+          <w:tcPr>
+            <w:tcW w:type="dxa" w:w="2045"/>
+          </w:tcPr>
+          <w:p>
+            <w:pPr>
+              <w:spacing w:after="60"/>
+            </w:pPr>
+            <w:r>
+              <w:rPr>
+                <w:sz w:val="18"/>
+              </w:rPr>
+              <w:t>187</w:t>
+            </w:r>
+          </w:p>
+        </w:tc>
+        <w:tc>
+          <w:tcPr>
+            <w:tcW w:type="dxa" w:w="2045"/>
+          </w:tcPr>
+          <w:p>
+            <w:pPr>
+              <w:spacing w:after="60"/>
+            </w:pPr>
+            <w:r>
+              <w:rPr>
+                <w:sz w:val="18"/>
+              </w:rPr>
+              <w:t>6,47</w:t>
+            </w:r>
+          </w:p>
+        </w:tc>
+        <w:tc>
+          <w:tcPr>
+            <w:tcW w:type="dxa" w:w="2045"/>
+          </w:tcPr>
+          <w:p>
+            <w:pPr>
+              <w:spacing w:after="60"/>
+            </w:pPr>
+            <w:r>
+              <w:rPr>
+                <w:sz w:val="18"/>
+              </w:rPr>
+              <w:t>7,22</w:t>
+            </w:r>
+          </w:p>
+        </w:tc>
+      </w:tr>
+      <w:tr>
+        <w:trPr>
+          <w:cantSplit/>
+        </w:trPr>
+        <w:tc>
+          <w:tcPr>
+            <w:tcW w:type="dxa" w:w="2045"/>
+          </w:tcPr>
+          <w:p>
+            <w:pPr>
+              <w:spacing w:after="60"/>
+            </w:pPr>
+            <w:r>
+              <w:rPr>
+                <w:sz w:val="18"/>
+              </w:rPr>
+              <w:t>Guaíra</w:t>
+            </w:r>
+          </w:p>
+        </w:tc>
+        <w:tc>
+          <w:tcPr>
+            <w:tcW w:type="dxa" w:w="2045"/>
+          </w:tcPr>
+          <w:p>
+            <w:pPr>
+              <w:spacing w:after="60"/>
+            </w:pPr>
+            <w:r>
+              <w:rPr>
+                <w:sz w:val="18"/>
+              </w:rPr>
+              <w:t>69</w:t>
+            </w:r>
+          </w:p>
+        </w:tc>
+        <w:tc>
+          <w:tcPr>
+            <w:tcW w:type="dxa" w:w="2045"/>
+          </w:tcPr>
+          <w:p>
+            <w:pPr>
+              <w:spacing w:after="60"/>
+            </w:pPr>
+            <w:r>
+              <w:rPr>
+                <w:sz w:val="18"/>
+              </w:rPr>
+              <w:t>166</w:t>
+            </w:r>
+          </w:p>
+        </w:tc>
+        <w:tc>
+          <w:tcPr>
+            <w:tcW w:type="dxa" w:w="2045"/>
+          </w:tcPr>
+          <w:p>
+            <w:pPr>
+              <w:spacing w:after="60"/>
+            </w:pPr>
+            <w:r>
+              <w:rPr>
+                <w:sz w:val="18"/>
+              </w:rPr>
+              <w:t>4,80</w:t>
+            </w:r>
+          </w:p>
+        </w:tc>
+        <w:tc>
+          <w:tcPr>
+            <w:tcW w:type="dxa" w:w="2045"/>
+          </w:tcPr>
+          <w:p>
+            <w:pPr>
+              <w:spacing w:after="60"/>
+            </w:pPr>
+            <w:r>
+              <w:rPr>
+                <w:sz w:val="18"/>
+              </w:rPr>
+              <w:t>6,41</w:t>
+            </w:r>
+          </w:p>
+        </w:tc>
+      </w:tr>
+      <w:tr>
+        <w:trPr>
+          <w:cantSplit/>
+        </w:trPr>
+        <w:tc>
+          <w:tcPr>
+            <w:tcW w:type="dxa" w:w="2045"/>
+          </w:tcPr>
+          <w:p>
+            <w:pPr>
+              <w:spacing w:after="60"/>
+            </w:pPr>
+            <w:r>
+              <w:rPr>
+                <w:sz w:val="18"/>
+              </w:rPr>
+              <w:t>Morro Agudo</w:t>
+            </w:r>
+          </w:p>
+        </w:tc>
+        <w:tc>
+          <w:tcPr>
+            <w:tcW w:type="dxa" w:w="2045"/>
+          </w:tcPr>
+          <w:p>
+            <w:pPr>
+              <w:spacing w:after="60"/>
+            </w:pPr>
+            <w:r>
+              <w:rPr>
+                <w:sz w:val="18"/>
+              </w:rPr>
+              <w:t>55</w:t>
+            </w:r>
+          </w:p>
+        </w:tc>
+        <w:tc>
+          <w:tcPr>
+            <w:tcW w:type="dxa" w:w="2045"/>
+          </w:tcPr>
+          <w:p>
+            <w:pPr>
+              <w:spacing w:after="60"/>
+            </w:pPr>
+            <w:r>
+              <w:rPr>
+                <w:sz w:val="18"/>
+              </w:rPr>
+              <w:t>94</w:t>
+            </w:r>
+          </w:p>
+        </w:tc>
+        <w:tc>
+          <w:tcPr>
+            <w:tcW w:type="dxa" w:w="2045"/>
+          </w:tcPr>
+          <w:p>
+            <w:pPr>
+              <w:spacing w:after="60"/>
+            </w:pPr>
+            <w:r>
+              <w:rPr>
+                <w:sz w:val="18"/>
+              </w:rPr>
+              <w:t>3,83</w:t>
+            </w:r>
+          </w:p>
+        </w:tc>
+        <w:tc>
+          <w:tcPr>
+            <w:tcW w:type="dxa" w:w="2045"/>
+          </w:tcPr>
+          <w:p>
+            <w:pPr>
+              <w:spacing w:after="60"/>
+            </w:pPr>
+            <w:r>
+              <w:rPr>
+                <w:sz w:val="18"/>
+              </w:rPr>
+              <w:t>3,63</w:t>
+            </w:r>
+          </w:p>
+        </w:tc>
+      </w:tr>
+      <w:tr>
+        <w:trPr>
+          <w:cantSplit/>
+        </w:trPr>
+        <w:tc>
+          <w:tcPr>
+            <w:tcW w:type="dxa" w:w="2045"/>
+          </w:tcPr>
+          <w:p>
+            <w:pPr>
+              <w:spacing w:after="60"/>
+            </w:pPr>
+            <w:r>
+              <w:rPr>
+                <w:sz w:val="18"/>
+              </w:rPr>
+              <w:t>Sales Oliveira</w:t>
+            </w:r>
+          </w:p>
+        </w:tc>
+        <w:tc>
+          <w:tcPr>
+            <w:tcW w:type="dxa" w:w="2045"/>
+          </w:tcPr>
+          <w:p>
+            <w:pPr>
+              <w:spacing w:after="60"/>
+            </w:pPr>
+            <w:r>
+              <w:rPr>
+                <w:sz w:val="18"/>
+              </w:rPr>
+              <w:t>32</w:t>
+            </w:r>
+          </w:p>
+        </w:tc>
+        <w:tc>
+          <w:tcPr>
+            <w:tcW w:type="dxa" w:w="2045"/>
+          </w:tcPr>
+          <w:p>
+            <w:pPr>
+              <w:spacing w:after="60"/>
+            </w:pPr>
+            <w:r>
+              <w:rPr>
+                <w:sz w:val="18"/>
+              </w:rPr>
+              <w:t>49</w:t>
+            </w:r>
+          </w:p>
+        </w:tc>
+        <w:tc>
+          <w:tcPr>
+            <w:tcW w:type="dxa" w:w="2045"/>
+          </w:tcPr>
+          <w:p>
+            <w:pPr>
+              <w:spacing w:after="60"/>
+            </w:pPr>
+            <w:r>
+              <w:rPr>
+                <w:sz w:val="18"/>
+              </w:rPr>
+              <w:t>2,23</w:t>
+            </w:r>
+          </w:p>
+        </w:tc>
+        <w:tc>
+          <w:tcPr>
+            <w:tcW w:type="dxa" w:w="2045"/>
+          </w:tcPr>
+          <w:p>
+            <w:pPr>
+              <w:spacing w:after="60"/>
+            </w:pPr>
+            <w:r>
+              <w:rPr>
+                <w:sz w:val="18"/>
+              </w:rPr>
+              <w:t>1,89</w:t>
+            </w:r>
+          </w:p>
+        </w:tc>
+      </w:tr>
+      <w:tr>
+        <w:trPr>
+          <w:cantSplit/>
+        </w:trPr>
+        <w:tc>
+          <w:tcPr>
+            <w:tcW w:type="dxa" w:w="2045"/>
+          </w:tcPr>
+          <w:p>
+            <w:pPr>
+              <w:spacing w:after="60"/>
+            </w:pPr>
+            <w:r>
+              <w:rPr>
+                <w:sz w:val="18"/>
+              </w:rPr>
+              <w:t>Ipuã</w:t>
+            </w:r>
+          </w:p>
+        </w:tc>
+        <w:tc>
+          <w:tcPr>
+            <w:tcW w:type="dxa" w:w="2045"/>
+          </w:tcPr>
+          <w:p>
+            <w:pPr>
+              <w:spacing w:after="60"/>
+            </w:pPr>
+            <w:r>
+              <w:rPr>
+                <w:sz w:val="18"/>
+              </w:rPr>
+              <w:t>31</w:t>
+            </w:r>
+          </w:p>
+        </w:tc>
+        <w:tc>
+          <w:tcPr>
+            <w:tcW w:type="dxa" w:w="2045"/>
+          </w:tcPr>
+          <w:p>
+            <w:pPr>
+              <w:spacing w:after="60"/>
+            </w:pPr>
+            <w:r>
+              <w:rPr>
+                <w:sz w:val="18"/>
+              </w:rPr>
+              <w:t>74</w:t>
+            </w:r>
+          </w:p>
+        </w:tc>
+        <w:tc>
+          <w:tcPr>
+            <w:tcW w:type="dxa" w:w="2045"/>
+          </w:tcPr>
+          <w:p>
+            <w:pPr>
+              <w:spacing w:after="60"/>
+            </w:pPr>
+            <w:r>
+              <w:rPr>
+                <w:sz w:val="18"/>
+              </w:rPr>
+              <w:t>2,16</w:t>
+            </w:r>
+          </w:p>
+        </w:tc>
+        <w:tc>
+          <w:tcPr>
+            <w:tcW w:type="dxa" w:w="2045"/>
+          </w:tcPr>
+          <w:p>
+            <w:pPr>
+              <w:spacing w:after="60"/>
+            </w:pPr>
+            <w:r>
+              <w:rPr>
+                <w:sz w:val="18"/>
+              </w:rPr>
+              <w:t>2,86</w:t>
+            </w:r>
+          </w:p>
+        </w:tc>
+      </w:tr>
+      <w:tr>
+        <w:trPr>
+          <w:cantSplit/>
+        </w:trPr>
+        <w:tc>
+          <w:tcPr>
+            <w:tcW w:type="dxa" w:w="2045"/>
+          </w:tcPr>
+          <w:p>
+            <w:pPr>
+              <w:spacing w:after="60"/>
+            </w:pPr>
+            <w:r>
+              <w:rPr>
+                <w:sz w:val="18"/>
+              </w:rPr>
+              <w:t>Nuporanga</w:t>
+            </w:r>
+          </w:p>
+        </w:tc>
+        <w:tc>
+          <w:tcPr>
+            <w:tcW w:type="dxa" w:w="2045"/>
+          </w:tcPr>
+          <w:p>
+            <w:pPr>
+              <w:spacing w:after="60"/>
+            </w:pPr>
+            <w:r>
+              <w:rPr>
+                <w:sz w:val="18"/>
+              </w:rPr>
+              <w:t>21</w:t>
+            </w:r>
+          </w:p>
+        </w:tc>
+        <w:tc>
+          <w:tcPr>
+            <w:tcW w:type="dxa" w:w="2045"/>
+          </w:tcPr>
+          <w:p>
+            <w:pPr>
+              <w:spacing w:after="60"/>
+            </w:pPr>
+            <w:r>
+              <w:rPr>
+                <w:sz w:val="18"/>
+              </w:rPr>
+              <w:t>42</w:t>
+            </w:r>
+          </w:p>
+        </w:tc>
+        <w:tc>
+          <w:tcPr>
+            <w:tcW w:type="dxa" w:w="2045"/>
+          </w:tcPr>
+          <w:p>
+            <w:pPr>
+              <w:spacing w:after="60"/>
+            </w:pPr>
+            <w:r>
+              <w:rPr>
+                <w:sz w:val="18"/>
+              </w:rPr>
+              <w:t>1,46</w:t>
+            </w:r>
+          </w:p>
+        </w:tc>
+        <w:tc>
+          <w:tcPr>
+            <w:tcW w:type="dxa" w:w="2045"/>
+          </w:tcPr>
+          <w:p>
+            <w:pPr>
+              <w:spacing w:after="60"/>
+            </w:pPr>
+            <w:r>
+              <w:rPr>
+                <w:sz w:val="18"/>
+              </w:rPr>
+              <w:t>1,62</w:t>
+            </w:r>
+          </w:p>
+        </w:tc>
+      </w:tr>
+      <w:tr>
+        <w:trPr>
+          <w:cantSplit/>
+        </w:trPr>
+        <w:tc>
+          <w:tcPr>
+            <w:tcW w:type="dxa" w:w="2045"/>
+          </w:tcPr>
+          <w:p>
+            <w:pPr>
+              <w:spacing w:after="60"/>
+            </w:pPr>
+            <w:r>
+              <w:rPr>
+                <w:sz w:val="18"/>
+              </w:rPr>
+              <w:t>Colômbia</w:t>
+            </w:r>
+          </w:p>
+        </w:tc>
+        <w:tc>
+          <w:tcPr>
+            <w:tcW w:type="dxa" w:w="2045"/>
+          </w:tcPr>
+          <w:p>
+            <w:pPr>
+              <w:spacing w:after="60"/>
+            </w:pPr>
+            <w:r>
+              <w:rPr>
+                <w:sz w:val="18"/>
+              </w:rPr>
+              <w:t>14</w:t>
+            </w:r>
+          </w:p>
+        </w:tc>
+        <w:tc>
+          <w:tcPr>
+            <w:tcW w:type="dxa" w:w="2045"/>
+          </w:tcPr>
+          <w:p>
+            <w:pPr>
+              <w:spacing w:after="60"/>
+            </w:pPr>
+            <w:r>
+              <w:rPr>
+                <w:sz w:val="18"/>
+              </w:rPr>
+              <w:t>31</w:t>
+            </w:r>
+          </w:p>
+        </w:tc>
+        <w:tc>
+          <w:tcPr>
+            <w:tcW w:type="dxa" w:w="2045"/>
+          </w:tcPr>
+          <w:p>
+            <w:pPr>
+              <w:spacing w:after="60"/>
+            </w:pPr>
+            <w:r>
+              <w:rPr>
+                <w:sz w:val="18"/>
+              </w:rPr>
+              <w:t>0,97</w:t>
+            </w:r>
+          </w:p>
+        </w:tc>
+        <w:tc>
+          <w:tcPr>
+            <w:tcW w:type="dxa" w:w="2045"/>
+          </w:tcPr>
+          <w:p>
+            <w:pPr>
+              <w:spacing w:after="60"/>
+            </w:pPr>
+            <w:r>
+              <w:rPr>
+                <w:sz w:val="18"/>
+              </w:rPr>
+              <w:t>1,20</w:t>
+            </w:r>
+          </w:p>
+        </w:tc>
+      </w:tr>
+      <w:tr>
+        <w:trPr>
+          <w:cantSplit/>
+        </w:trPr>
+        <w:tc>
+          <w:tcPr>
+            <w:tcW w:type="dxa" w:w="2045"/>
+          </w:tcPr>
+          <w:p>
+            <w:pPr>
+              <w:spacing w:after="60"/>
+            </w:pPr>
+            <w:r>
+              <w:rPr>
+                <w:sz w:val="18"/>
+              </w:rPr>
+              <w:t>Planura</w:t>
+            </w:r>
+          </w:p>
+        </w:tc>
+        <w:tc>
+          <w:tcPr>
+            <w:tcW w:type="dxa" w:w="2045"/>
+          </w:tcPr>
+          <w:p>
+            <w:pPr>
+              <w:spacing w:after="60"/>
+            </w:pPr>
+            <w:r>
+              <w:rPr>
+                <w:sz w:val="18"/>
+              </w:rPr>
+              <w:t>12</w:t>
+            </w:r>
+          </w:p>
+        </w:tc>
+        <w:tc>
+          <w:tcPr>
+            <w:tcW w:type="dxa" w:w="2045"/>
+          </w:tcPr>
+          <w:p>
+            <w:pPr>
+              <w:spacing w:after="60"/>
+            </w:pPr>
+            <w:r>
+              <w:rPr>
+                <w:sz w:val="18"/>
+              </w:rPr>
+              <w:t>30</w:t>
+            </w:r>
+          </w:p>
+        </w:tc>
+        <w:tc>
+          <w:tcPr>
+            <w:tcW w:type="dxa" w:w="2045"/>
+          </w:tcPr>
+          <w:p>
+            <w:pPr>
+              <w:spacing w:after="60"/>
+            </w:pPr>
+            <w:r>
+              <w:rPr>
+                <w:sz w:val="18"/>
+              </w:rPr>
+              <w:t>0,84</w:t>
+            </w:r>
+          </w:p>
+        </w:tc>
+        <w:tc>
+          <w:tcPr>
+            <w:tcW w:type="dxa" w:w="2045"/>
+          </w:tcPr>
+          <w:p>
+            <w:pPr>
+              <w:spacing w:after="60"/>
+            </w:pPr>
+            <w:r>
+              <w:rPr>
+                <w:sz w:val="18"/>
+              </w:rPr>
+              <w:t>1,16</w:t>
+            </w:r>
+          </w:p>
+        </w:tc>
+      </w:tr>
+      <w:tr>
+        <w:trPr>
+          <w:cantSplit/>
+        </w:trPr>
+        <w:tc>
+          <w:tcPr>
+            <w:tcW w:type="dxa" w:w="2045"/>
+          </w:tcPr>
+          <w:p>
+            <w:pPr>
+              <w:spacing w:after="60"/>
+            </w:pPr>
+            <w:r>
+              <w:rPr>
+                <w:sz w:val="18"/>
+              </w:rPr>
+              <w:t>Cristais Paulista</w:t>
+            </w:r>
+          </w:p>
+        </w:tc>
+        <w:tc>
+          <w:tcPr>
+            <w:tcW w:type="dxa" w:w="2045"/>
+          </w:tcPr>
+          <w:p>
+            <w:pPr>
+              <w:spacing w:after="60"/>
+            </w:pPr>
+            <w:r>
+              <w:rPr>
+                <w:sz w:val="18"/>
+              </w:rPr>
+              <w:t>12</w:t>
+            </w:r>
+          </w:p>
+        </w:tc>
+        <w:tc>
+          <w:tcPr>
+            <w:tcW w:type="dxa" w:w="2045"/>
+          </w:tcPr>
+          <w:p>
+            <w:pPr>
+              <w:spacing w:after="60"/>
+            </w:pPr>
+            <w:r>
+              <w:rPr>
+                <w:sz w:val="18"/>
+              </w:rPr>
+              <w:t>25</w:t>
+            </w:r>
+          </w:p>
+        </w:tc>
+        <w:tc>
+          <w:tcPr>
+            <w:tcW w:type="dxa" w:w="2045"/>
+          </w:tcPr>
+          <w:p>
+            <w:pPr>
+              <w:spacing w:after="60"/>
+            </w:pPr>
+            <w:r>
+              <w:rPr>
+                <w:sz w:val="18"/>
+              </w:rPr>
+              <w:t>0,84</w:t>
+            </w:r>
+          </w:p>
+        </w:tc>
+        <w:tc>
+          <w:tcPr>
+            <w:tcW w:type="dxa" w:w="2045"/>
+          </w:tcPr>
+          <w:p>
+            <w:pPr>
+              <w:spacing w:after="60"/>
+            </w:pPr>
+            <w:r>
+              <w:rPr>
+                <w:sz w:val="18"/>
+              </w:rPr>
+              <w:t>0,97</w:t>
+            </w:r>
+          </w:p>
+        </w:tc>
+      </w:tr>
+    </w:tbl>
     <w:p>
       <w:pPr>
         <w:pStyle w:val="Heading1"/>
@@ -3653,7 +4950,6 @@
     <w:p>
       <w:pPr>
         <w:pStyle w:val="Heading1"/>
-        <w:pageBreakBefore/>
       </w:pPr>
       <w:r>
         <w:t>10 Fontes e reprodução</w:t>
@@ -3681,6 +4977,54 @@
       </w:pPr>
       <w:r>
         <w:t>Reprodução no ambiente original: python src/run_pipeline.py --views-power-bi --sql-servidor 'DESKTOP-MAMEBQ8\SQLEXPRESS' --sql-driver 'ODBC Driver 17 for SQL Server' --confiar-certificado. Requer as cargas aprovadas das etapas anteriores e o ambiente configurado. No Power BI, atualizar as views, selecionar um cenário e conferir os totais 12 / 1.437 / 721.754 / 19,91. A autorização de confiança de certificado corresponde ao ambiente local informado.</w:t>
+      </w:r>
+    </w:p>
+    <w:p>
+      <w:pPr>
+        <w:pStyle w:val="Heading1"/>
+      </w:pPr>
+      <w:r>
+        <w:t>11 Ampliação do recorte e reprodução da etapa 32</w:t>
+      </w:r>
+    </w:p>
+    <w:p>
+      <w:pPr>
+        <w:keepLines/>
+      </w:pPr>
+      <w:r>
+        <w:t>A etapa 32 coleta o agregado IBGE 9528, variável 706 (Número de unidades locais), ano 2024 e classificação 12762. O ampliado soma as categorias 117443 (CNAE 47.2), 117440 (47.11-3) e 117441 (47.12-1). Não soma o total de todas as atividades, a categoria de serviços de alimentação 56, a fabricação 10.9 nem o grupo pai 47.1 às suas classes. São 284 unidades em 47.11-3 e 868 em 47.12-1, acrescidas às 1.437 de 47.2.</w:t>
+      </w:r>
+    </w:p>
+    <w:p>
+      <w:pPr>
+        <w:keepLines/>
+      </w:pPr>
+      <w:r>
+        <w:t>A execução 20261005T143409Z_0c721611 foi confirmada no SQL com status COMPARACAO_VAREJO_VERIFICADA, vinculada ao run_29 20261003T235010Z_0008bbdd. Fonte SHA-256: 967e12da2ea62a524efae8793b83915c4018c4c474470ca368d4b0113648b353. A etapa valida cobertura de 12 municípios e três categorias, duplicidades, valores suprimidos, reconciliação do especializado e agregação por circuito. Não imputa supressões como zero.</w:t>
+      </w:r>
+    </w:p>
+    <w:p>
+      <w:pPr>
+        <w:keepLines/>
+      </w:pPr>
+      <w:r>
+        <w:t>Novas views: gold.vw_bi_municipio_varejo_comparado (12 linhas), gold.vw_bi_circuito_varejo_comparado (5) e gold.vw_bi_execucao_comparacao_varejo. As consultas do Power BI mantêm os nomes vw_bi_municipio_comercial e vw_bi_circuito, mas leem as views comparativas, preservando as chaves e os três relacionamentos. A tabela municipal compara volume e participação de cada recorte; a tabela de circuitos apresenta também unidades adicionais e acréscimo percentual.</w:t>
+      </w:r>
+    </w:p>
+    <w:p>
+      <w:pPr>
+        <w:keepLines/>
+      </w:pPr>
+      <w:r>
+        <w:t>Medidas DAX: ampliado = SUM(varejo_alimentar_ampliado_2024); especializado = SUM(varejo_especializado_2024); adicionais = ampliado - especializado; acréscimo = DIVIDE(adicionais, especializado). A porcentagem usa a razão dos totais, não soma porcentagens. Cada participação tem seu próprio denominador regional (1.437 ou 2.589); percentuais SQL em escala 0 a 100 precisam ser divididos por 100 antes de formatação percentual no Power BI.</w:t>
+      </w:r>
+    </w:p>
+    <w:p>
+      <w:pPr>
+        <w:keepLines/>
+      </w:pPr>
+      <w:r>
+        <w:t>Executar separadamente: python src/etapa_32_comparacao_varejo.py --servidor 'DESKTOP-MAMEBQ8\SQLEXPRESS' --driver 'ODBC Driver 17 for SQL Server' --confiar-certificado. A etapa não é automaticamente incorporada ao run_pipeline.py. Fonte: https://servicodados.ibge.gov.br/api/v3/agregados/9528/metadados . Conferir totais 12 municípios, 5 circuitos, 1.437 especializados, 2.589 ampliados, 1.152 adicionais, 80,17%, população 721.754 e densidades 19,91 / 35,87. Nenhuma nova simulação logística foi criada; permanecem 27 cenários e 135 simulações.</w:t>
       </w:r>
     </w:p>
     <w:sectPr>
@@ -4141,7 +5485,7 @@
       <w:rFonts w:asciiTheme="majorHAnsi" w:eastAsiaTheme="majorEastAsia" w:hAnsiTheme="majorHAnsi" w:cstheme="majorBidi"/>
       <w:b/>
       <w:bCs/>
-      <w:color w:val="17488B"/>
+      <w:color w:val="000000"/>
       <w:sz w:val="28"/>
       <w:szCs w:val="28"/>
     </w:rPr>
@@ -4165,7 +5509,7 @@
       <w:rFonts w:asciiTheme="majorHAnsi" w:eastAsiaTheme="majorEastAsia" w:hAnsiTheme="majorHAnsi" w:cstheme="majorBidi"/>
       <w:b/>
       <w:bCs/>
-      <w:color w:val="17488B"/>
+      <w:color w:val="000000"/>
       <w:sz w:val="28"/>
       <w:szCs w:val="26"/>
     </w:rPr>
@@ -4420,9 +5764,6 @@
     <w:qFormat/>
     <w:rsid w:val="00FC693F"/>
     <w:pPr>
-      <w:pBdr>
-        <w:bottom w:val="single" w:sz="8" w:space="4" w:color="4F81BD" w:themeColor="accent1"/>
-      </w:pBdr>
       <w:spacing w:after="300" w:line="240" w:lineRule="auto"/>
       <w:contextualSpacing/>
     </w:pPr>
@@ -4467,7 +5808,7 @@
       <w:rFonts w:asciiTheme="majorHAnsi" w:eastAsiaTheme="majorEastAsia" w:hAnsiTheme="majorHAnsi" w:cstheme="majorBidi"/>
       <w:i/>
       <w:iCs/>
-      <w:color w:val="4F81BD" w:themeColor="accent1"/>
+      <w:color w:val="000000"/>
       <w:spacing w:val="15"/>
       <w:sz w:val="24"/>
       <w:szCs w:val="24"/>
